--- a/docs/tests/docx/G14-dashboard-analytics-tests.docx
+++ b/docs/tests/docx/G14-dashboard-analytics-tests.docx
@@ -18136,6 +18136,1058 @@
     </w:p>
     <w:p>
       <w:pPr>
+        <w:pStyle w:val="Heading4"/>
+      </w:pPr>
+      <w:r>
+        <w:rPr>
+          <w:b/>
+          <w:color w:val="2E5B9E"/>
+          <w:sz w:val="24"/>
+        </w:rPr>
+        <w:t>TC-G14-106</w:t>
+      </w:r>
+    </w:p>
+    <w:p>
+      <w:pPr>
+        <w:pStyle w:val="ListBullet"/>
+      </w:pPr>
+      <w:r>
+        <w:rPr>
+          <w:b/>
+        </w:rPr>
+        <w:t>Traces-to:</w:t>
+      </w:r>
+      <w:r>
+        <w:t xml:space="preserve"> FR-G14-02, FR-G14-05, FR-G14-06; BRD §5.5a Reference KPI Catalog (v3.2 field reconciliation)</w:t>
+      </w:r>
+    </w:p>
+    <w:p>
+      <w:pPr>
+        <w:pStyle w:val="ListBullet"/>
+      </w:pPr>
+      <w:r>
+        <w:rPr>
+          <w:b/>
+        </w:rPr>
+        <w:t>Type:</w:t>
+      </w:r>
+      <w:r>
+        <w:t xml:space="preserve"> Data-Integrity</w:t>
+      </w:r>
+    </w:p>
+    <w:p>
+      <w:pPr>
+        <w:pStyle w:val="ListBullet"/>
+      </w:pPr>
+      <w:r>
+        <w:rPr>
+          <w:b/>
+        </w:rPr>
+        <w:t>Title:</w:t>
+      </w:r>
+      <w:r>
+        <w:t xml:space="preserve"> Seeded dept-view KPI tiles resolve via </w:t>
+      </w:r>
+      <w:r>
+        <w:rPr>
+          <w:rFonts w:ascii="Consolas" w:hAnsi="Consolas"/>
+          <w:sz w:val="20"/>
+        </w:rPr>
+        <w:t>kpi_definition</w:t>
+      </w:r>
+      <w:r>
+        <w:t xml:space="preserve"> + mart with the catalogued P02 scope, grain and unit</w:t>
+      </w:r>
+    </w:p>
+    <w:p>
+      <w:pPr>
+        <w:pStyle w:val="ListBullet"/>
+      </w:pPr>
+      <w:r>
+        <w:rPr>
+          <w:b/>
+        </w:rPr>
+        <w:t>Priority:</w:t>
+      </w:r>
+      <w:r>
+        <w:t xml:space="preserve"> P2</w:t>
+      </w:r>
+    </w:p>
+    <w:p>
+      <w:pPr>
+        <w:pStyle w:val="ListBullet"/>
+      </w:pPr>
+      <w:r>
+        <w:rPr>
+          <w:b/>
+        </w:rPr>
+        <w:t>Preconditions:</w:t>
+      </w:r>
+      <w:r>
+        <w:t xml:space="preserve"> The v3.2 seed set is loaded: the 6 </w:t>
+      </w:r>
+      <w:r>
+        <w:rPr>
+          <w:rFonts w:ascii="Consolas" w:hAnsi="Consolas"/>
+          <w:sz w:val="20"/>
+        </w:rPr>
+        <w:t>kpi_definitions</w:t>
+      </w:r>
+      <w:r>
+        <w:t xml:space="preserve"> (</w:t>
+      </w:r>
+      <w:r>
+        <w:rPr>
+          <w:rFonts w:ascii="Consolas" w:hAnsi="Consolas"/>
+          <w:sz w:val="20"/>
+        </w:rPr>
+        <w:t>ATT_PRESENT_PCT</w:t>
+      </w:r>
+      <w:r>
+        <w:t xml:space="preserve">, </w:t>
+      </w:r>
+      <w:r>
+        <w:rPr>
+          <w:rFonts w:ascii="Consolas" w:hAnsi="Consolas"/>
+          <w:sz w:val="20"/>
+        </w:rPr>
+        <w:t>ATT_WFH_TODAY</w:t>
+      </w:r>
+      <w:r>
+        <w:t xml:space="preserve">, </w:t>
+      </w:r>
+      <w:r>
+        <w:rPr>
+          <w:rFonts w:ascii="Consolas" w:hAnsi="Consolas"/>
+          <w:sz w:val="20"/>
+        </w:rPr>
+        <w:t>ATT_AVG_WORK_HRS</w:t>
+      </w:r>
+      <w:r>
+        <w:t xml:space="preserve">, </w:t>
+      </w:r>
+      <w:r>
+        <w:rPr>
+          <w:rFonts w:ascii="Consolas" w:hAnsi="Consolas"/>
+          <w:sz w:val="20"/>
+        </w:rPr>
+        <w:t>LEAVE_ON_TODAY</w:t>
+      </w:r>
+      <w:r>
+        <w:t xml:space="preserve">, </w:t>
+      </w:r>
+      <w:r>
+        <w:rPr>
+          <w:rFonts w:ascii="Consolas" w:hAnsi="Consolas"/>
+          <w:sz w:val="20"/>
+        </w:rPr>
+        <w:t>PERF_AVG_RATING</w:t>
+      </w:r>
+      <w:r>
+        <w:t xml:space="preserve">, </w:t>
+      </w:r>
+      <w:r>
+        <w:rPr>
+          <w:rFonts w:ascii="Consolas" w:hAnsi="Consolas"/>
+          <w:sz w:val="20"/>
+        </w:rPr>
+        <w:t>ATTRITION_LTM_PCT</w:t>
+      </w:r>
+      <w:r>
+        <w:t>) are ACTIVE and bound to the seed marts (</w:t>
+      </w:r>
+      <w:r>
+        <w:rPr>
+          <w:rFonts w:ascii="Consolas" w:hAnsi="Consolas"/>
+          <w:sz w:val="20"/>
+        </w:rPr>
+        <w:t>MART_ATTENDANCE</w:t>
+      </w:r>
+      <w:r>
+        <w:t xml:space="preserve">, </w:t>
+      </w:r>
+      <w:r>
+        <w:rPr>
+          <w:rFonts w:ascii="Consolas" w:hAnsi="Consolas"/>
+          <w:sz w:val="20"/>
+        </w:rPr>
+        <w:t>MART_LEAVE</w:t>
+      </w:r>
+      <w:r>
+        <w:t xml:space="preserve">, </w:t>
+      </w:r>
+      <w:r>
+        <w:rPr>
+          <w:rFonts w:ascii="Consolas" w:hAnsi="Consolas"/>
+          <w:sz w:val="20"/>
+        </w:rPr>
+        <w:t>MART_APPRAISAL</w:t>
+      </w:r>
+      <w:r>
+        <w:t xml:space="preserve">, </w:t>
+      </w:r>
+      <w:r>
+        <w:rPr>
+          <w:rFonts w:ascii="Consolas" w:hAnsi="Consolas"/>
+          <w:sz w:val="20"/>
+        </w:rPr>
+        <w:t>MART_HEADCOUNT</w:t>
+      </w:r>
+      <w:r>
+        <w:t>). MGR-A authenticated with P02 scope over OU-A only.</w:t>
+      </w:r>
+    </w:p>
+    <w:p>
+      <w:pPr>
+        <w:pStyle w:val="ListBullet"/>
+      </w:pPr>
+      <w:r>
+        <w:rPr>
+          <w:b/>
+        </w:rPr>
+        <w:t>Test data:</w:t>
+      </w:r>
+      <w:r>
+        <w:t xml:space="preserve"> </w:t>
+      </w:r>
+      <w:r>
+        <w:rPr>
+          <w:rFonts w:ascii="Consolas" w:hAnsi="Consolas"/>
+          <w:sz w:val="20"/>
+        </w:rPr>
+        <w:t>GET /analytics/kpis/{code}/value?scope=OU-A&amp;period=2026-06</w:t>
+      </w:r>
+      <w:r>
+        <w:t xml:space="preserve"> for each of the 6 seeded </w:t>
+      </w:r>
+      <w:r>
+        <w:rPr>
+          <w:rFonts w:ascii="Consolas" w:hAnsi="Consolas"/>
+          <w:sz w:val="20"/>
+        </w:rPr>
+        <w:t>kpi_code</w:t>
+      </w:r>
+      <w:r>
+        <w:t xml:space="preserve">s; </w:t>
+      </w:r>
+      <w:r>
+        <w:rPr>
+          <w:rFonts w:ascii="Consolas" w:hAnsi="Consolas"/>
+          <w:sz w:val="20"/>
+        </w:rPr>
+        <w:t>GET /analytics/kpis?domain=ATTENDANCE</w:t>
+      </w:r>
+      <w:r>
+        <w:t xml:space="preserve"> to read their definitions.</w:t>
+      </w:r>
+    </w:p>
+    <w:p>
+      <w:pPr>
+        <w:pStyle w:val="ListBullet"/>
+      </w:pPr>
+      <w:r>
+        <w:rPr>
+          <w:b/>
+        </w:rPr>
+        <w:t>Steps:</w:t>
+      </w:r>
+      <w:r>
+        <w:t xml:space="preserve"> 1) List the seeded KPI definitions. 2) Resolve each tile value under MGR-A's P02 scope.</w:t>
+      </w:r>
+    </w:p>
+    <w:p>
+      <w:pPr>
+        <w:pStyle w:val="ListBullet"/>
+      </w:pPr>
+      <w:r>
+        <w:rPr>
+          <w:b/>
+        </w:rPr>
+        <w:t>Expected:</w:t>
+      </w:r>
+      <w:r>
+        <w:t xml:space="preserve"> Each tile resolves to exactly one ACTIVE </w:t>
+      </w:r>
+      <w:r>
+        <w:rPr>
+          <w:rFonts w:ascii="Consolas" w:hAnsi="Consolas"/>
+          <w:sz w:val="20"/>
+        </w:rPr>
+        <w:t>kpi_definition</w:t>
+      </w:r>
+      <w:r>
+        <w:t xml:space="preserve"> reading its catalogued </w:t>
+      </w:r>
+      <w:r>
+        <w:rPr>
+          <w:rFonts w:ascii="Consolas" w:hAnsi="Consolas"/>
+          <w:sz w:val="20"/>
+        </w:rPr>
+        <w:t>source_mart_id</w:t>
+      </w:r>
+      <w:r>
+        <w:t xml:space="preserve"> (no inline formula), with </w:t>
+      </w:r>
+      <w:r>
+        <w:rPr>
+          <w:rFonts w:ascii="Consolas" w:hAnsi="Consolas"/>
+          <w:sz w:val="20"/>
+        </w:rPr>
+        <w:t>grain=ORG_UNIT</w:t>
+      </w:r>
+      <w:r>
+        <w:t xml:space="preserve"> and the catalogued </w:t>
+      </w:r>
+      <w:r>
+        <w:rPr>
+          <w:rFonts w:ascii="Consolas" w:hAnsi="Consolas"/>
+          <w:sz w:val="20"/>
+        </w:rPr>
+        <w:t>unit</w:t>
+      </w:r>
+      <w:r>
+        <w:t xml:space="preserve"> — </w:t>
+      </w:r>
+      <w:r>
+        <w:rPr>
+          <w:rFonts w:ascii="Consolas" w:hAnsi="Consolas"/>
+          <w:sz w:val="20"/>
+        </w:rPr>
+        <w:t>ATT_PRESENT_PCT</w:t>
+      </w:r>
+      <w:r>
+        <w:t>→</w:t>
+      </w:r>
+      <w:r>
+        <w:rPr>
+          <w:rFonts w:ascii="Consolas" w:hAnsi="Consolas"/>
+          <w:sz w:val="20"/>
+        </w:rPr>
+        <w:t>PERCENT</w:t>
+      </w:r>
+      <w:r>
+        <w:t xml:space="preserve">, </w:t>
+      </w:r>
+      <w:r>
+        <w:rPr>
+          <w:rFonts w:ascii="Consolas" w:hAnsi="Consolas"/>
+          <w:sz w:val="20"/>
+        </w:rPr>
+        <w:t>ATT_WFH_TODAY</w:t>
+      </w:r>
+      <w:r>
+        <w:t>→</w:t>
+      </w:r>
+      <w:r>
+        <w:rPr>
+          <w:rFonts w:ascii="Consolas" w:hAnsi="Consolas"/>
+          <w:sz w:val="20"/>
+        </w:rPr>
+        <w:t>COUNT</w:t>
+      </w:r>
+      <w:r>
+        <w:t xml:space="preserve">, </w:t>
+      </w:r>
+      <w:r>
+        <w:rPr>
+          <w:rFonts w:ascii="Consolas" w:hAnsi="Consolas"/>
+          <w:sz w:val="20"/>
+        </w:rPr>
+        <w:t>ATT_AVG_WORK_HRS</w:t>
+      </w:r>
+      <w:r>
+        <w:t>→</w:t>
+      </w:r>
+      <w:r>
+        <w:rPr>
+          <w:rFonts w:ascii="Consolas" w:hAnsi="Consolas"/>
+          <w:sz w:val="20"/>
+        </w:rPr>
+        <w:t>HOURS</w:t>
+      </w:r>
+      <w:r>
+        <w:t xml:space="preserve">, </w:t>
+      </w:r>
+      <w:r>
+        <w:rPr>
+          <w:rFonts w:ascii="Consolas" w:hAnsi="Consolas"/>
+          <w:sz w:val="20"/>
+        </w:rPr>
+        <w:t>LEAVE_ON_TODAY</w:t>
+      </w:r>
+      <w:r>
+        <w:t>→</w:t>
+      </w:r>
+      <w:r>
+        <w:rPr>
+          <w:rFonts w:ascii="Consolas" w:hAnsi="Consolas"/>
+          <w:sz w:val="20"/>
+        </w:rPr>
+        <w:t>COUNT</w:t>
+      </w:r>
+      <w:r>
+        <w:t xml:space="preserve">, </w:t>
+      </w:r>
+      <w:r>
+        <w:rPr>
+          <w:rFonts w:ascii="Consolas" w:hAnsi="Consolas"/>
+          <w:sz w:val="20"/>
+        </w:rPr>
+        <w:t>PERF_AVG_RATING</w:t>
+      </w:r>
+      <w:r>
+        <w:t>→</w:t>
+      </w:r>
+      <w:r>
+        <w:rPr>
+          <w:rFonts w:ascii="Consolas" w:hAnsi="Consolas"/>
+          <w:sz w:val="20"/>
+        </w:rPr>
+        <w:t>SCORE</w:t>
+      </w:r>
+      <w:r>
+        <w:t xml:space="preserve">, </w:t>
+      </w:r>
+      <w:r>
+        <w:rPr>
+          <w:rFonts w:ascii="Consolas" w:hAnsi="Consolas"/>
+          <w:sz w:val="20"/>
+        </w:rPr>
+        <w:t>ATTRITION_LTM_PCT</w:t>
+      </w:r>
+      <w:r>
+        <w:t>→</w:t>
+      </w:r>
+      <w:r>
+        <w:rPr>
+          <w:rFonts w:ascii="Consolas" w:hAnsi="Consolas"/>
+          <w:sz w:val="20"/>
+        </w:rPr>
+        <w:t>PERCENT</w:t>
+      </w:r>
+      <w:r>
+        <w:t xml:space="preserve">. Every value carries </w:t>
+      </w:r>
+      <w:r>
+        <w:rPr>
+          <w:rFonts w:ascii="Consolas" w:hAnsi="Consolas"/>
+          <w:sz w:val="20"/>
+        </w:rPr>
+        <w:t>data_as_of</w:t>
+      </w:r>
+      <w:r>
+        <w:t>; each is P02-scoped to OU-A and passes FR-17 suppression; no new table/entity is introduced (seed rows over E03/E09 only).</w:t>
+      </w:r>
+    </w:p>
+    <w:p>
+      <w:pPr>
+        <w:pStyle w:val="Heading4"/>
+      </w:pPr>
+      <w:r>
+        <w:rPr>
+          <w:b/>
+          <w:color w:val="2E5B9E"/>
+          <w:sz w:val="24"/>
+        </w:rPr>
+        <w:t>TC-G14-107</w:t>
+      </w:r>
+    </w:p>
+    <w:p>
+      <w:pPr>
+        <w:pStyle w:val="ListBullet"/>
+      </w:pPr>
+      <w:r>
+        <w:rPr>
+          <w:b/>
+        </w:rPr>
+        <w:t>Traces-to:</w:t>
+      </w:r>
+      <w:r>
+        <w:t xml:space="preserve"> FR-G14-02; OpenAPI </w:t>
+      </w:r>
+      <w:r>
+        <w:rPr>
+          <w:rFonts w:ascii="Consolas" w:hAnsi="Consolas"/>
+          <w:sz w:val="20"/>
+        </w:rPr>
+        <w:t>KpiUnit</w:t>
+      </w:r>
+      <w:r>
+        <w:t xml:space="preserve"> enum; BRD §5.5 / §5.5a (</w:t>
+      </w:r>
+      <w:r>
+        <w:rPr>
+          <w:rFonts w:ascii="Consolas" w:hAnsi="Consolas"/>
+          <w:sz w:val="20"/>
+        </w:rPr>
+        <w:t>HOURS</w:t>
+      </w:r>
+      <w:r>
+        <w:t xml:space="preserve"> added v3.2)</w:t>
+      </w:r>
+    </w:p>
+    <w:p>
+      <w:pPr>
+        <w:pStyle w:val="ListBullet"/>
+      </w:pPr>
+      <w:r>
+        <w:rPr>
+          <w:b/>
+        </w:rPr>
+        <w:t>Type:</w:t>
+      </w:r>
+      <w:r>
+        <w:t xml:space="preserve"> API-Contract</w:t>
+      </w:r>
+    </w:p>
+    <w:p>
+      <w:pPr>
+        <w:pStyle w:val="ListBullet"/>
+      </w:pPr>
+      <w:r>
+        <w:rPr>
+          <w:b/>
+        </w:rPr>
+        <w:t>Title:</w:t>
+      </w:r>
+      <w:r>
+        <w:t xml:space="preserve"> </w:t>
+      </w:r>
+      <w:r>
+        <w:rPr>
+          <w:rFonts w:ascii="Consolas" w:hAnsi="Consolas"/>
+          <w:sz w:val="20"/>
+        </w:rPr>
+        <w:t>HOURS</w:t>
+      </w:r>
+      <w:r>
+        <w:t xml:space="preserve"> KPI unit is accepted by the contract and renders as hours for </w:t>
+      </w:r>
+      <w:r>
+        <w:rPr>
+          <w:rFonts w:ascii="Consolas" w:hAnsi="Consolas"/>
+          <w:sz w:val="20"/>
+        </w:rPr>
+        <w:t>ATT_AVG_WORK_HRS</w:t>
+      </w:r>
+    </w:p>
+    <w:p>
+      <w:pPr>
+        <w:pStyle w:val="ListBullet"/>
+      </w:pPr>
+      <w:r>
+        <w:rPr>
+          <w:b/>
+        </w:rPr>
+        <w:t>Priority:</w:t>
+      </w:r>
+      <w:r>
+        <w:t xml:space="preserve"> P2</w:t>
+      </w:r>
+    </w:p>
+    <w:p>
+      <w:pPr>
+        <w:pStyle w:val="ListBullet"/>
+      </w:pPr>
+      <w:r>
+        <w:rPr>
+          <w:b/>
+        </w:rPr>
+        <w:t>Preconditions:</w:t>
+      </w:r>
+      <w:r>
+        <w:t xml:space="preserve"> </w:t>
+      </w:r>
+      <w:r>
+        <w:rPr>
+          <w:rFonts w:ascii="Consolas" w:hAnsi="Consolas"/>
+          <w:sz w:val="20"/>
+        </w:rPr>
+        <w:t>ATT_AVG_WORK_HRS</w:t>
+      </w:r>
+      <w:r>
+        <w:t xml:space="preserve"> seeded ACTIVE (</w:t>
+      </w:r>
+      <w:r>
+        <w:rPr>
+          <w:rFonts w:ascii="Consolas" w:hAnsi="Consolas"/>
+          <w:sz w:val="20"/>
+        </w:rPr>
+        <w:t>unit=HOURS</w:t>
+      </w:r>
+      <w:r>
+        <w:t xml:space="preserve">, </w:t>
+      </w:r>
+      <w:r>
+        <w:rPr>
+          <w:rFonts w:ascii="Consolas" w:hAnsi="Consolas"/>
+          <w:sz w:val="20"/>
+        </w:rPr>
+        <w:t>grain=ORG_UNIT</w:t>
+      </w:r>
+      <w:r>
+        <w:t xml:space="preserve">, expression </w:t>
+      </w:r>
+      <w:r>
+        <w:rPr>
+          <w:rFonts w:ascii="Consolas" w:hAnsi="Consolas"/>
+          <w:sz w:val="20"/>
+        </w:rPr>
+        <w:t>avg(worked_minutes)/60.0</w:t>
+      </w:r>
+      <w:r>
+        <w:t xml:space="preserve">, </w:t>
+      </w:r>
+      <w:r>
+        <w:rPr>
+          <w:rFonts w:ascii="Consolas" w:hAnsi="Consolas"/>
+          <w:sz w:val="20"/>
+        </w:rPr>
+        <w:t>source_mart_id=MART_ATTENDANCE</w:t>
+      </w:r>
+      <w:r>
+        <w:t>). AADM may create a KPI version.</w:t>
+      </w:r>
+    </w:p>
+    <w:p>
+      <w:pPr>
+        <w:pStyle w:val="ListBullet"/>
+      </w:pPr>
+      <w:r>
+        <w:rPr>
+          <w:b/>
+        </w:rPr>
+        <w:t>Test data:</w:t>
+      </w:r>
+      <w:r>
+        <w:t xml:space="preserve"> </w:t>
+      </w:r>
+      <w:r>
+        <w:rPr>
+          <w:rFonts w:ascii="Consolas" w:hAnsi="Consolas"/>
+          <w:sz w:val="20"/>
+        </w:rPr>
+        <w:t>POST /analytics/kpis</w:t>
+      </w:r>
+      <w:r>
+        <w:t xml:space="preserve"> </w:t>
+      </w:r>
+      <w:r>
+        <w:rPr>
+          <w:rFonts w:ascii="Consolas" w:hAnsi="Consolas"/>
+          <w:sz w:val="20"/>
+        </w:rPr>
+        <w:t>{kpi_code:"ATT_AVG_WORK_HRS", ..., unit:"HOURS", grain:"ORG_UNIT"}</w:t>
+      </w:r>
+      <w:r>
+        <w:t xml:space="preserve">; then </w:t>
+      </w:r>
+      <w:r>
+        <w:rPr>
+          <w:rFonts w:ascii="Consolas" w:hAnsi="Consolas"/>
+          <w:sz w:val="20"/>
+        </w:rPr>
+        <w:t>GET /analytics/kpis/ATT_AVG_WORK_HRS/value?scope=OU-A&amp;period=2026-06</w:t>
+      </w:r>
+      <w:r>
+        <w:t>; render the dept-attendance "Avg work hrs" tile.</w:t>
+      </w:r>
+    </w:p>
+    <w:p>
+      <w:pPr>
+        <w:pStyle w:val="ListBullet"/>
+      </w:pPr>
+      <w:r>
+        <w:rPr>
+          <w:b/>
+        </w:rPr>
+        <w:t>Steps:</w:t>
+      </w:r>
+      <w:r>
+        <w:t xml:space="preserve"> 1) POST a KPI definition with </w:t>
+      </w:r>
+      <w:r>
+        <w:rPr>
+          <w:rFonts w:ascii="Consolas" w:hAnsi="Consolas"/>
+          <w:sz w:val="20"/>
+        </w:rPr>
+        <w:t>unit:"HOURS"</w:t>
+      </w:r>
+      <w:r>
+        <w:t>. 2) Resolve its value. 3) Render the bound tile.</w:t>
+      </w:r>
+    </w:p>
+    <w:p>
+      <w:pPr>
+        <w:pStyle w:val="ListBullet"/>
+      </w:pPr>
+      <w:r>
+        <w:rPr>
+          <w:b/>
+        </w:rPr>
+        <w:t>Expected:</w:t>
+      </w:r>
+      <w:r>
+        <w:t xml:space="preserve"> </w:t>
+      </w:r>
+      <w:r>
+        <w:rPr>
+          <w:rFonts w:ascii="Consolas" w:hAnsi="Consolas"/>
+          <w:sz w:val="20"/>
+        </w:rPr>
+        <w:t>unit:"HOURS"</w:t>
+      </w:r>
+      <w:r>
+        <w:t xml:space="preserve"> passes schema validation (no </w:t>
+      </w:r>
+      <w:r>
+        <w:rPr>
+          <w:rFonts w:ascii="Consolas" w:hAnsi="Consolas"/>
+          <w:sz w:val="20"/>
+        </w:rPr>
+        <w:t>422 ERR-VALIDATION</w:t>
+      </w:r>
+      <w:r>
+        <w:t xml:space="preserve"> on the enum) — the </w:t>
+      </w:r>
+      <w:r>
+        <w:rPr>
+          <w:rFonts w:ascii="Consolas" w:hAnsi="Consolas"/>
+          <w:sz w:val="20"/>
+        </w:rPr>
+        <w:t>KpiUnit</w:t>
+      </w:r>
+      <w:r>
+        <w:t xml:space="preserve"> enum accepts </w:t>
+      </w:r>
+      <w:r>
+        <w:rPr>
+          <w:rFonts w:ascii="Consolas" w:hAnsi="Consolas"/>
+          <w:sz w:val="20"/>
+        </w:rPr>
+        <w:t>HOURS</w:t>
+      </w:r>
+      <w:r>
+        <w:t xml:space="preserve">; the resolved </w:t>
+      </w:r>
+      <w:r>
+        <w:rPr>
+          <w:rFonts w:ascii="Consolas" w:hAnsi="Consolas"/>
+          <w:sz w:val="20"/>
+        </w:rPr>
+        <w:t>KpiValue</w:t>
+      </w:r>
+      <w:r>
+        <w:t xml:space="preserve"> and rendered tile report </w:t>
+      </w:r>
+      <w:r>
+        <w:rPr>
+          <w:rFonts w:ascii="Consolas" w:hAnsi="Consolas"/>
+          <w:sz w:val="20"/>
+        </w:rPr>
+        <w:t>unit=HOURS</w:t>
+      </w:r>
+      <w:r>
+        <w:t xml:space="preserve"> and format the number as hours (minutes/60), distinct from </w:t>
+      </w:r>
+      <w:r>
+        <w:rPr>
+          <w:rFonts w:ascii="Consolas" w:hAnsi="Consolas"/>
+          <w:sz w:val="20"/>
+        </w:rPr>
+        <w:t>DAYS</w:t>
+      </w:r>
+      <w:r>
+        <w:t>/</w:t>
+      </w:r>
+      <w:r>
+        <w:rPr>
+          <w:rFonts w:ascii="Consolas" w:hAnsi="Consolas"/>
+          <w:sz w:val="20"/>
+        </w:rPr>
+        <w:t>SCORE</w:t>
+      </w:r>
+      <w:r>
+        <w:t xml:space="preserve">; value carries </w:t>
+      </w:r>
+      <w:r>
+        <w:rPr>
+          <w:rFonts w:ascii="Consolas" w:hAnsi="Consolas"/>
+          <w:sz w:val="20"/>
+        </w:rPr>
+        <w:t>data_as_of</w:t>
+      </w:r>
+      <w:r>
+        <w:t xml:space="preserve"> and is P02-scoped + suppressed.</w:t>
+      </w:r>
+    </w:p>
+    <w:p>
+      <w:pPr>
+        <w:pStyle w:val="Heading4"/>
+      </w:pPr>
+      <w:r>
+        <w:rPr>
+          <w:b/>
+          <w:color w:val="2E5B9E"/>
+          <w:sz w:val="24"/>
+        </w:rPr>
+        <w:t>TC-G14-108</w:t>
+      </w:r>
+    </w:p>
+    <w:p>
+      <w:pPr>
+        <w:pStyle w:val="ListBullet"/>
+      </w:pPr>
+      <w:r>
+        <w:rPr>
+          <w:b/>
+        </w:rPr>
+        <w:t>Traces-to:</w:t>
+      </w:r>
+      <w:r>
+        <w:t xml:space="preserve"> FR-G14-01, FR-G14-02; BRD §5.5a seed widgets (</w:t>
+      </w:r>
+      <w:r>
+        <w:rPr>
+          <w:rFonts w:ascii="Consolas" w:hAnsi="Consolas"/>
+          <w:sz w:val="20"/>
+        </w:rPr>
+        <w:t>MGR_TEAM</w:t>
+      </w:r>
+      <w:r>
+        <w:t xml:space="preserve"> dashboard)</w:t>
+      </w:r>
+    </w:p>
+    <w:p>
+      <w:pPr>
+        <w:pStyle w:val="ListBullet"/>
+      </w:pPr>
+      <w:r>
+        <w:rPr>
+          <w:b/>
+        </w:rPr>
+        <w:t>Type:</w:t>
+      </w:r>
+      <w:r>
+        <w:t xml:space="preserve"> Functional</w:t>
+      </w:r>
+    </w:p>
+    <w:p>
+      <w:pPr>
+        <w:pStyle w:val="ListBullet"/>
+      </w:pPr>
+      <w:r>
+        <w:rPr>
+          <w:b/>
+        </w:rPr>
+        <w:t>Title:</w:t>
+      </w:r>
+      <w:r>
+        <w:t xml:space="preserve"> Seed </w:t>
+      </w:r>
+      <w:r>
+        <w:rPr>
+          <w:rFonts w:ascii="Consolas" w:hAnsi="Consolas"/>
+          <w:sz w:val="20"/>
+        </w:rPr>
+        <w:t>dashboard_widgets</w:t>
+      </w:r>
+      <w:r>
+        <w:t xml:space="preserve"> bind the dept KPIs onto </w:t>
+      </w:r>
+      <w:r>
+        <w:rPr>
+          <w:rFonts w:ascii="Consolas" w:hAnsi="Consolas"/>
+          <w:sz w:val="20"/>
+        </w:rPr>
+        <w:t>MGR_TEAM</w:t>
+      </w:r>
+      <w:r>
+        <w:t xml:space="preserve"> and render P02-scoped with catalogued units</w:t>
+      </w:r>
+    </w:p>
+    <w:p>
+      <w:pPr>
+        <w:pStyle w:val="ListBullet"/>
+      </w:pPr>
+      <w:r>
+        <w:rPr>
+          <w:b/>
+        </w:rPr>
+        <w:t>Priority:</w:t>
+      </w:r>
+      <w:r>
+        <w:t xml:space="preserve"> P2</w:t>
+      </w:r>
+    </w:p>
+    <w:p>
+      <w:pPr>
+        <w:pStyle w:val="ListBullet"/>
+      </w:pPr>
+      <w:r>
+        <w:rPr>
+          <w:b/>
+        </w:rPr>
+        <w:t>Preconditions:</w:t>
+      </w:r>
+      <w:r>
+        <w:t xml:space="preserve"> </w:t>
+      </w:r>
+      <w:r>
+        <w:rPr>
+          <w:rFonts w:ascii="Consolas" w:hAnsi="Consolas"/>
+          <w:sz w:val="20"/>
+        </w:rPr>
+        <w:t>MGR_TEAM</w:t>
+      </w:r>
+      <w:r>
+        <w:t xml:space="preserve"> dashboard PUBLISHED with the three seed widgets binding </w:t>
+      </w:r>
+      <w:r>
+        <w:rPr>
+          <w:rFonts w:ascii="Consolas" w:hAnsi="Consolas"/>
+          <w:sz w:val="20"/>
+        </w:rPr>
+        <w:t>ATT_PRESENT_PCT</w:t>
+      </w:r>
+      <w:r>
+        <w:t xml:space="preserve">, </w:t>
+      </w:r>
+      <w:r>
+        <w:rPr>
+          <w:rFonts w:ascii="Consolas" w:hAnsi="Consolas"/>
+          <w:sz w:val="20"/>
+        </w:rPr>
+        <w:t>LEAVE_ON_TODAY</w:t>
+      </w:r>
+      <w:r>
+        <w:t xml:space="preserve">, and </w:t>
+      </w:r>
+      <w:r>
+        <w:rPr>
+          <w:rFonts w:ascii="Consolas" w:hAnsi="Consolas"/>
+          <w:sz w:val="20"/>
+        </w:rPr>
+        <w:t>PERF_AVG_RATING</w:t>
+      </w:r>
+      <w:r>
+        <w:t>. MGR-A authenticated with P02 scope over OU-A.</w:t>
+      </w:r>
+    </w:p>
+    <w:p>
+      <w:pPr>
+        <w:pStyle w:val="ListBullet"/>
+      </w:pPr>
+      <w:r>
+        <w:rPr>
+          <w:b/>
+        </w:rPr>
+        <w:t>Test data:</w:t>
+      </w:r>
+      <w:r>
+        <w:t xml:space="preserve"> </w:t>
+      </w:r>
+      <w:r>
+        <w:rPr>
+          <w:rFonts w:ascii="Consolas" w:hAnsi="Consolas"/>
+          <w:sz w:val="20"/>
+        </w:rPr>
+        <w:t>GET /analytics/dashboards/{MGR_TEAM}/render?scope=OU-A&amp;period=2026-06</w:t>
+      </w:r>
+      <w:r>
+        <w:t xml:space="preserve"> as MGR-A.</w:t>
+      </w:r>
+    </w:p>
+    <w:p>
+      <w:pPr>
+        <w:pStyle w:val="ListBullet"/>
+      </w:pPr>
+      <w:r>
+        <w:rPr>
+          <w:b/>
+        </w:rPr>
+        <w:t>Steps:</w:t>
+      </w:r>
+      <w:r>
+        <w:t xml:space="preserve"> Render the </w:t>
+      </w:r>
+      <w:r>
+        <w:rPr>
+          <w:rFonts w:ascii="Consolas" w:hAnsi="Consolas"/>
+          <w:sz w:val="20"/>
+        </w:rPr>
+        <w:t>MGR_TEAM</w:t>
+      </w:r>
+      <w:r>
+        <w:t xml:space="preserve"> dashboard as MGR-A.</w:t>
+      </w:r>
+    </w:p>
+    <w:p>
+      <w:pPr>
+        <w:pStyle w:val="ListBullet"/>
+      </w:pPr>
+      <w:r>
+        <w:rPr>
+          <w:b/>
+        </w:rPr>
+        <w:t>Expected:</w:t>
+      </w:r>
+      <w:r>
+        <w:t xml:space="preserve"> Three governed KPI tiles render — Present Today % (</w:t>
+      </w:r>
+      <w:r>
+        <w:rPr>
+          <w:rFonts w:ascii="Consolas" w:hAnsi="Consolas"/>
+          <w:sz w:val="20"/>
+        </w:rPr>
+        <w:t>PERCENT</w:t>
+      </w:r>
+      <w:r>
+        <w:t>), On Leave Today (</w:t>
+      </w:r>
+      <w:r>
+        <w:rPr>
+          <w:rFonts w:ascii="Consolas" w:hAnsi="Consolas"/>
+          <w:sz w:val="20"/>
+        </w:rPr>
+        <w:t>COUNT</w:t>
+      </w:r>
+      <w:r>
+        <w:t>), Team Avg Rating (</w:t>
+      </w:r>
+      <w:r>
+        <w:rPr>
+          <w:rFonts w:ascii="Consolas" w:hAnsi="Consolas"/>
+          <w:sz w:val="20"/>
+        </w:rPr>
+        <w:t>SCORE</w:t>
+      </w:r>
+      <w:r>
+        <w:t xml:space="preserve">) — each bound to its ACTIVE </w:t>
+      </w:r>
+      <w:r>
+        <w:rPr>
+          <w:rFonts w:ascii="Consolas" w:hAnsi="Consolas"/>
+          <w:sz w:val="20"/>
+        </w:rPr>
+        <w:t>kpi_definition</w:t>
+      </w:r>
+      <w:r>
+        <w:t xml:space="preserve"> (not an inline formula), P02-scoped to OU-A, FR-17-suppressed, and carrying </w:t>
+      </w:r>
+      <w:r>
+        <w:rPr>
+          <w:rFonts w:ascii="Consolas" w:hAnsi="Consolas"/>
+          <w:sz w:val="20"/>
+        </w:rPr>
+        <w:t>data_as_of</w:t>
+      </w:r>
+      <w:r>
+        <w:t>; no new dashboard/widget entity beyond the seeded rows.</w:t>
+      </w:r>
+    </w:p>
+    <w:p>
+      <w:pPr>
         <w:pStyle w:val="Heading2"/>
       </w:pPr>
       <w:r>
@@ -18262,7 +19314,7 @@
               <w:rPr>
                 <w:sz w:val="18"/>
               </w:rPr>
-              <w:t>TC-001, TC-002, TC-003, TC-004, TC-005, TC-006, TC-007, TC-008, TC-101</w:t>
+              <w:t>TC-001, TC-002, TC-003, TC-004, TC-005, TC-006, TC-007, TC-008, TC-101, TC-108</w:t>
             </w:r>
           </w:p>
         </w:tc>
@@ -18316,7 +19368,7 @@
               <w:rPr>
                 <w:sz w:val="18"/>
               </w:rPr>
-              <w:t>TC-009, TC-010, TC-011, TC-012, TC-013, TC-014, TC-015, TC-016, TC-103</w:t>
+              <w:t>TC-009, TC-010, TC-011, TC-012, TC-013, TC-014, TC-015, TC-016, TC-103, TC-106, TC-107, TC-108</w:t>
             </w:r>
           </w:p>
         </w:tc>
@@ -18478,7 +19530,7 @@
               <w:rPr>
                 <w:sz w:val="18"/>
               </w:rPr>
-              <w:t>TC-032, TC-033, TC-034, TC-035, TC-036, TC-037, TC-102</w:t>
+              <w:t>TC-032, TC-033, TC-034, TC-035, TC-036, TC-037, TC-102, TC-106</w:t>
             </w:r>
           </w:p>
         </w:tc>
@@ -18532,7 +19584,7 @@
               <w:rPr>
                 <w:sz w:val="18"/>
               </w:rPr>
-              <w:t>TC-038, TC-039, TC-040, TC-026, TC-027, TC-102</w:t>
+              <w:t>TC-038, TC-039, TC-040, TC-026, TC-027, TC-102, TC-106</w:t>
             </w:r>
           </w:p>
         </w:tc>
@@ -19646,7 +20698,7 @@
               <w:rPr>
                 <w:sz w:val="18"/>
               </w:rPr>
-              <w:t>19</w:t>
+              <w:t>20</w:t>
             </w:r>
           </w:p>
         </w:tc>
@@ -19659,7 +20711,7 @@
               <w:rPr>
                 <w:sz w:val="18"/>
               </w:rPr>
-              <w:t>TC-001, TC-005, TC-008, TC-009, TC-015, TC-017, TC-030, TC-032, TC-039, TC-040, TC-046, TC-050, TC-064, TC-068, TC-070, TC-077, TC-086, TC-093, TC-096</w:t>
+              <w:t>TC-001, TC-005, TC-008, TC-009, TC-015, TC-017, TC-030, TC-032, TC-039, TC-040, TC-046, TC-050, TC-064, TC-068, TC-070, TC-077, TC-086, TC-093, TC-096, TC-108</w:t>
             </w:r>
           </w:p>
         </w:tc>
@@ -19933,7 +20985,7 @@
               <w:rPr>
                 <w:sz w:val="18"/>
               </w:rPr>
-              <w:t>18</w:t>
+              <w:t>19</w:t>
             </w:r>
           </w:p>
         </w:tc>
@@ -19946,7 +20998,7 @@
               <w:rPr>
                 <w:sz w:val="18"/>
               </w:rPr>
-              <w:t>TC-006, TC-013, TC-020, TC-033, TC-034, TC-038, TC-041, TC-042, TC-055, TC-058, TC-059, TC-065, TC-067, TC-088, TC-091, TC-094, TC-097, TC-099</w:t>
+              <w:t>TC-006, TC-013, TC-020, TC-033, TC-034, TC-038, TC-041, TC-042, TC-055, TC-058, TC-059, TC-065, TC-067, TC-088, TC-091, TC-094, TC-097, TC-099, TC-106</w:t>
             </w:r>
           </w:p>
         </w:tc>
@@ -19974,7 +21026,7 @@
               <w:rPr>
                 <w:sz w:val="18"/>
               </w:rPr>
-              <w:t>4</w:t>
+              <w:t>5</w:t>
             </w:r>
           </w:p>
         </w:tc>
@@ -19987,7 +21039,7 @@
               <w:rPr>
                 <w:sz w:val="18"/>
               </w:rPr>
-              <w:t>TC-007, TC-022, TC-043, TC-105</w:t>
+              <w:t>TC-007, TC-022, TC-043, TC-105, TC-107</w:t>
             </w:r>
           </w:p>
         </w:tc>
@@ -20055,10 +21107,20 @@
         <w:rPr>
           <w:b/>
         </w:rPr>
-        <w:t>105</w:t>
-      </w:r>
-      <w:r>
-        <w:t xml:space="preserve"> (TC-G14-001 … TC-G14-105). Type counts sum to 105.</w:t>
+        <w:t>108</w:t>
+      </w:r>
+      <w:r>
+        <w:t xml:space="preserve"> (TC-G14-001 … TC-G14-108). Type counts sum to 108. *(v3.2 field reconciliation added TC-106–TC-108: seeded dept-view KPI catalog resolution, the </w:t>
+      </w:r>
+      <w:r>
+        <w:rPr>
+          <w:rFonts w:ascii="Consolas" w:hAnsi="Consolas"/>
+          <w:sz w:val="20"/>
+        </w:rPr>
+        <w:t>HOURS</w:t>
+      </w:r>
+      <w:r>
+        <w:t xml:space="preserve"> unit, and seed-widget render.)*</w:t>
       </w:r>
     </w:p>
     <w:p>
@@ -20200,7 +21262,7 @@
               <w:rPr>
                 <w:sz w:val="18"/>
               </w:rPr>
-              <w:t>44</w:t>
+              <w:t>47</w:t>
             </w:r>
           </w:p>
         </w:tc>
@@ -20213,7 +21275,20 @@
               <w:rPr>
                 <w:sz w:val="18"/>
               </w:rPr>
-              <w:t>Core functional flows, benchmarking, freshness states, scheduling/export, establishment math, anomaly detection, compliance exports.</w:t>
+              <w:t xml:space="preserve">Core functional flows, benchmarking, freshness states, scheduling/export, establishment math, anomaly detection, compliance exports, seeded dept-view KPI catalog + </w:t>
+            </w:r>
+            <w:r>
+              <w:rPr>
+                <w:rFonts w:ascii="Consolas" w:hAnsi="Consolas"/>
+                <w:sz w:val="18"/>
+              </w:rPr>
+              <w:t>HOURS</w:t>
+            </w:r>
+            <w:r>
+              <w:rPr>
+                <w:sz w:val="18"/>
+              </w:rPr>
+              <w:t xml:space="preserve"> unit + seed widgets.</w:t>
             </w:r>
           </w:p>
         </w:tc>
